--- a/policies/build/preview/HCO.AAC.8_v2_preview.docx
+++ b/policies/build/preview/HCO.AAC.8_v2_preview.docx
@@ -1417,19 +1417,7 @@
           <w:sz w:val="22"/>
           <w:szCs w:val="22"/>
         </w:rPr>
-        <w:t xml:space="preserve">Do not scan or expose a patient when required legal compliance for the modality is missing — AERB clearance and RSO cover for radiation equipment; PC-PNDT registration and displays for covered ultrasound.</w:t>
-      </w:r>
-    </w:p>
-    <w:p>
-      <w:pPr>
-        <w:spacing w:after="140"/>
-      </w:pPr>
-      <w:r>
-        <w:rPr>
-          <w:sz w:val="22"/>
-          <w:szCs w:val="22"/>
-        </w:rPr>
-        <w:t xml:space="preserve">Do not proceed with radiation or MRI examinations when the safety/pregnancy/MRI screening required under AAC.9 has not been completed for the patient (and attendant entering the area). Complete screening before exposure.</w:t>
+        <w:t xml:space="preserve">Do not scan or expose a patient when required legal compliance for the modality is missing — AERB clearance and RSO cover for radiation equipment; PC-PNDT registration and displays for covered ultrasound (PC-PNDT only where ultrasound / PC-PNDT scope applies).</w:t>
       </w:r>
     </w:p>
     <w:p>
@@ -1442,6 +1430,18 @@
           <w:szCs w:val="22"/>
         </w:rPr>
         <w:t xml:space="preserve">Do not use radiation-emitting equipment when mandatory personnel monitoring (dosimeter/TLD) or required lead protection for the examination is unavailable.</w:t>
+      </w:r>
+    </w:p>
+    <w:p>
+      <w:pPr>
+        <w:spacing w:after="140"/>
+      </w:pPr>
+      <w:r>
+        <w:rPr>
+          <w:sz w:val="22"/>
+          <w:szCs w:val="22"/>
+        </w:rPr>
+        <w:t xml:space="preserve">Screening gates are in AAC.9.</w:t>
       </w:r>
     </w:p>
     <w:p>

--- a/policies/build/preview/HCO.AAC.8_v2_preview.docx
+++ b/policies/build/preview/HCO.AAC.8_v2_preview.docx
@@ -67,7 +67,7 @@
           <w:sz w:val="18"/>
           <w:szCs w:val="18"/>
         </w:rPr>
-        <w:t xml:space="preserve">« » marks an editable default a small hospital can adopt. «________» is a true blank and must be completed before issue. PRE v2 draft — not an approved master.</w:t>
+        <w:t xml:space="preserve">« » marks an editable default a small hospital can adopt. «________» is a true blank and must be completed before issue.</w:t>
       </w:r>
     </w:p>
     <w:tbl>

--- a/policies/build/preview/HCO.AAC.8_v2_preview.docx
+++ b/policies/build/preview/HCO.AAC.8_v2_preview.docx
@@ -406,7 +406,7 @@
                 <w:sz w:val="18"/>
                 <w:szCs w:val="18"/>
               </w:rPr>
-              <w:t xml:space="preserve">«Patient Rights Officer»  Name «________»</w:t>
+              <w:t xml:space="preserve">«Imaging In-Charge»  Name «________»</w:t>
             </w:r>
           </w:p>
         </w:tc>
